--- a/danger-sign-recognition/docs/危险标志识别系统设计报告.docx
+++ b/danger-sign-recognition/docs/危险标志识别系统设计报告.docx
@@ -26,7 +26,7 @@
           <w:sz w:val="26"/>
           <w:color w:val="555555"/>
         </w:rPr>
-        <w:t>基于增强版深度学习训练管线与天津大学风格识别原型的完整项目交付</w:t>
+        <w:t>基于增强版深度学习训练管线与苹果官网式识别原型的完整项目交付</w:t>
       </w:r>
     </w:p>
     <w:p>
@@ -153,7 +153,7 @@
           <w:sz w:val="22"/>
           <w:color w:val="000000"/>
         </w:rPr>
-        <w:t>给出 EfficientNet-B0、ResNet18、MobileNetV3 和 StrongCNN 可选的深度学习训练方案。</w:t>
+        <w:t>给出 EfficientNet-B0、ResNet18、MobileNetV3 和带注意力 StrongCNN 可选的深度学习训练方案。</w:t>
       </w:r>
     </w:p>
     <w:p>
@@ -391,7 +391,7 @@
                 <w:sz w:val="20"/>
                 <w:color w:val="000000"/>
               </w:rPr>
-              <w:t>提供 EfficientNet-B0、ResNet18、MobileNetV3 和 StrongCNN 可选训练脚本，包含增强、调度、早停和评估输出</w:t>
+              <w:t>提供 EfficientNet-B0、ResNet18、MobileNetV3 和带注意力 StrongCNN，可输出数据审计、训练指标、实验报告和模型卡片</w:t>
             </w:r>
           </w:p>
         </w:tc>
@@ -509,7 +509,7 @@
                 <w:sz w:val="20"/>
                 <w:color w:val="000000"/>
               </w:rPr>
-              <w:t>实现天津大学北洋蓝风格登录页、检测控制台、样本库、结果面板和风险提示</w:t>
+              <w:t>实现苹果官网式极简登录页、检测控制台、样本库、结果面板和风险提示</w:t>
             </w:r>
           </w:p>
         </w:tc>
@@ -1201,7 +1201,7 @@
           <w:sz w:val="22"/>
           <w:color w:val="000000"/>
         </w:rPr>
-        <w:t>项目训练管线支持 EfficientNet-B0、ResNet18、MobileNetV3-Small 和 StrongCNN 四种结构。默认推荐 EfficientNet-B0 迁移学习方案，利用 ImageNet 预训练特征提取能力，并通过冻结骨干、替换分类头、Label Smoothing、AdamW 和 CosineAnnealingLR 提升小样本场景下的稳定性。</w:t>
+        <w:t>项目训练管线支持 EfficientNet-B0、ResNet18、MobileNetV3-Small 和 StrongCNN 四种结构。默认推荐 EfficientNet-B0 迁移学习方案，利用 ImageNet 预训练特征提取能力，并通过冻结骨干、替换分类头、Label Smoothing、AdamW 和 CosineAnnealingLR 提升小样本场景下的稳定性。自定义 StrongCNN 采用深度可分离卷积、残差连接和 Squeeze-Excitation 通道注意力，在无法下载预训练权重时仍可展示自主设计的 CNN 结构。</w:t>
       </w:r>
     </w:p>
     <w:p>
@@ -1283,7 +1283,7 @@
           <w:sz w:val="22"/>
           <w:color w:val="000000"/>
         </w:rPr>
-        <w:t>训练代码已按工程模块拆分为 constants、datasets、architectures、training_engine、train_model 和 export_onnx，便于维护、答辩展示和后续扩展。</w:t>
+        <w:t>训练指标包含 Top-1、Top-3、宏平均 F1、加权 F1 和逐类别 Precision/Recall/F1。</w:t>
       </w:r>
     </w:p>
     <w:p>
@@ -1300,7 +1300,24 @@
           <w:sz w:val="22"/>
           <w:color w:val="000000"/>
         </w:rPr>
-        <w:t>导出 best_danger_sign_model.pt、danger_sign_model_final.pt、history.csv、confusion_matrix.json 和 labels.json，便于展示训练过程与后续部署。</w:t>
+        <w:t>训练代码已按工程模块拆分为 constants、config、datasets、architectures、metrics、callbacks、model_utils、reporting、data_audit、training_engine、evaluate_model、train_model 和 export_onnx，便于维护、答辩展示和后续扩展。</w:t>
+      </w:r>
+    </w:p>
+    <w:p>
+      <w:pPr>
+        <w:pStyle w:val="Normal"/>
+        <w:numPr>
+          <w:ilvl w:val="0"/>
+          <w:numId w:val="2"/>
+        </w:numPr>
+      </w:pPr>
+      <w:r>
+        <w:rPr>
+          <w:rFonts w:ascii="Calibri" w:hAnsi="Calibri" w:eastAsia="Microsoft YaHei"/>
+          <w:sz w:val="22"/>
+          <w:color w:val="000000"/>
+        </w:rPr>
+        <w:t>导出 best_danger_sign_model.pt、danger_sign_model_final.pt、history.csv、confusion_matrix.json、dataset_audit.json、experiment_report.json、model_card.md 和 labels.json，便于展示训练过程与后续部署。</w:t>
       </w:r>
     </w:p>
     <w:p>
@@ -1340,7 +1357,7 @@
           <w:sz w:val="22"/>
           <w:color w:val="000000"/>
         </w:rPr>
-        <w:t>系统采用前端单页应用结构，文件位于 app/index.html、app/styles.css 和 app/app.js。界面以天津大学北洋蓝为主色，配合白色、浅灰、安全黄和风险红，形成扁平化实验平台风格。登录模块负责身份入口；输入源模块管理图片、视频和摄像头；识别模块优先调用 ONNX Runtime Web 加载训练模型完成推理，并在模型加载失败时回退到候选区域裁剪、特征归一化和样本相似度匹配；结果模块展示类别、置信度、风险等级和处置建议。</w:t>
+        <w:t>系统采用前端单页应用结构，文件位于 app/index.html、app/styles.css 和 app/app.js。界面改为苹果官网式极简风格，以浅灰页面、白色产品卡片、大标题、细分割线、低阴影和蓝色强调按钮为主，整体更轻、更扁平、更精致。登录模块负责身份入口；输入源模块管理图片、视频和摄像头；识别模块优先调用 ONNX Runtime Web 加载训练模型完成推理，并在模型加载失败时回退到候选区域裁剪、特征归一化和样本相似度匹配；结果模块展示类别、置信度、风险等级和处置建议。</w:t>
       </w:r>
     </w:p>
     <w:p>
@@ -1955,7 +1972,7 @@
           <w:sz w:val="22"/>
           <w:color w:val="000000"/>
         </w:rPr>
-        <w:t>model/：标签文件和 CNN 训练脚本。</w:t>
+        <w:t>model/：标签文件、模块化 CNN 训练工程、评估脚本、数据审计脚本和 ONNX 导出脚本。</w:t>
       </w:r>
     </w:p>
     <w:p>
